--- a/tillsyn/A 58860-2022 tillsynsbegäran.docx
+++ b/tillsyn/A 58860-2022 tillsynsbegäran.docx
@@ -265,7 +265,7 @@
     <w:r>
       <w:tab/>
       <w:tab/>
-      <w:t>2026-06-18</w:t>
+      <w:t>2026-06-19</w:t>
       <w:br/>
       <w:br/>
     </w:r>

--- a/tillsyn/A 58860-2022 tillsynsbegäran.docx
+++ b/tillsyn/A 58860-2022 tillsynsbegäran.docx
@@ -265,7 +265,7 @@
     <w:r>
       <w:tab/>
       <w:tab/>
-      <w:t>2026-06-19</w:t>
+      <w:t>2026-06-20</w:t>
       <w:br/>
       <w:br/>
     </w:r>

--- a/tillsyn/A 58860-2022 tillsynsbegäran.docx
+++ b/tillsyn/A 58860-2022 tillsynsbegäran.docx
@@ -12,10 +12,7 @@
     </w:p>
     <w:p>
       <w:r>
-        <w:t>Detta dokument behandlar höga naturvärden i avverkningsanmälan A 58860-2022 i Kiruna kommun som inkom 2022-12-01 och omfattar 0,3 ha.</w:t>
-      </w:r>
-      <w:r>
-        <w:t xml:space="preserve"> I Figur 1 visas fyndplatser för naturvårdsarter i området, som finns registrerade på Artportalen.</w:t>
+        <w:t>Denna tillsynsbegäran behandlar höga naturvärden i avverkningsanmälan A 58860-2022 i Kiruna kommun som inkom 2022-12-01 och omfattar 0,3 ha.</w:t>
       </w:r>
     </w:p>
     <w:p>
@@ -63,7 +60,20 @@
         <w:spacing w:after="240"/>
       </w:pPr>
       <w:r>
-        <w:t>Figur 1. Fyndplatser för naturvårdsarter inom 23 meter från avverkningsanmälan (röd linje). Inom parentes anges rödlistekategorier, S för signalarter, Tför typiska arter och fridlysningsparagrafer i artskyddsförordningen.Markörer utan svart kant är placerade på fyndplatsen. Markörer med svart kant är placerade vid sidan av fyndplatsen och har ett svart streck som visar fyndplatsens exakta position. Kartans mittpunktskoordinat är N 7518112, E 751966 i SWEREF 99 TM.</w:t>
+        <w:t>Figur 1. Fyndplatser för naturvårdsarter inom 23 meter från avverkningsanmälan. Markörer utan svart kant är placerade på fyndplatsen. Markörer med svart kant är placerade vid sidan av fyndplatsen har ett svart streck som visar fyndplatsens exakta position. Kartans mittpunktskoordinat är N 7518112, E 751966 i SWEREF 99 TM.</w:t>
+      </w:r>
+    </w:p>
+    <w:p>
+      <w:r>
+        <w:t>Inom 23 meter från avverkningsanmälan finns fynd av 2 naturvårdsarter, varav 1 är rödlistad och 2 är fridlysta: brun glada (EN, §4) och salskrake (§4). Se Figur 1.</w:t>
+      </w:r>
+    </w:p>
+    <w:p>
+      <w:pPr>
+        <w:pStyle w:val="Heading1"/>
+      </w:pPr>
+      <w:r>
+        <w:t>Tillsynsbegäran</w:t>
       </w:r>
     </w:p>
     <w:p>
@@ -77,53 +87,16 @@
       </w:r>
     </w:p>
     <w:p>
-      <w:r>
-        <w:t>Nedan beskrivs fynd av naturvårdsarter och fridlysta arter som gjorts i det avverkningsanmälda området.</w:t>
-      </w:r>
-    </w:p>
-    <w:p>
       <w:pPr>
         <w:pStyle w:val="Heading1"/>
       </w:pPr>
       <w:r>
-        <w:t>Naturvårdsarter</w:t>
+        <w:t>Naturvårdsarter och fridlysta arter</w:t>
       </w:r>
     </w:p>
     <w:p>
       <w:r>
-        <w:t>Inom 23 meter från avverkningsanmälan har följande 2 naturvårdsarter hittats: brun glada (EN, §4) och salskrake (§4). Av dessa är 1 rödlistade. För rödlistade arter har rödlistekategorin angivits inom parentes. För fridlysta arter anges även paragrafen i Artskyddsförordningen som arten är fridlyst enligt.</w:t>
-      </w:r>
-    </w:p>
-    <w:p>
-      <w:r>
-        <w:t>De påträffade naturvårdsarterna är ett tydligt kvitto på att det rör sig om en skog med höga naturvärden.</w:t>
-      </w:r>
-    </w:p>
-    <w:p>
-      <w:pPr>
-        <w:pStyle w:val="Heading2"/>
-      </w:pPr>
-      <w:r>
-        <w:t>Fridlysta arter</w:t>
-      </w:r>
-    </w:p>
-    <w:p>
-      <w:r>
-        <w:t>Följande fridlysta arter har sina livsmiljöer och växtplatser i den avverkningsanmälda skogen: brun glada (EN, §4) och salskrake (§4).</w:t>
-      </w:r>
-    </w:p>
-    <w:p>
-      <w:r>
-        <w:t xml:space="preserve">Observera att medlemsländerna är skyldiga att agera i enlighet med EU:s fågeldirektiv där det uttryckligen står att direktivet gäller för fåglar samt för deras ägg, bon och </w:t>
-      </w:r>
-      <w:r>
-        <w:rPr>
-          <w:b/>
-        </w:rPr>
-        <w:t xml:space="preserve">livsmiljöer </w:t>
-      </w:r>
-      <w:r>
-        <w:t>(artikel 1). Vidare att de åtgärder som vidtas inte får leda till en försämring av den nuvarande situationen beträffande bevarandet av de fågelarter som avses i artikel 1 (artikel 13). Fågeldirektivet är styrande för tillsynsansvariga myndigheters ärendehantering, ställningstaganden och beslutsfattande.</w:t>
+        <w:t>Nedan följer beskrivningar av de naturvårdsarter och fridlysta arter som har sina livsmiljöer och växtplatser i den avverkningsanmälda skogen. De påträffade naturvårdsarterna är ett tydligt kvitto på att det rör sig om en skog med höga naturvärden.</w:t>
       </w:r>
     </w:p>
     <w:p>
@@ -135,6 +108,28 @@
       </w:r>
       <w:r>
         <w:t xml:space="preserve"> är rödlistad som starkt hotad (EN) och upptagen i bilaga 1 EU:s fågeldirektiv. Den häckar i skogs- och odlingslandskap, både i större skogsområden och små dungar. Boet läggs ofta högt i ett träd, i södra Sverige oftast i ett lövträd, i norr vanligen i en tall eller gran. Det svenska beståndet är mycket litet och kan därmed försvinna av slumpmässiga faktorer som enstaka dåliga häckningssäsonger eller dödlighet under flyttning och övervintring. Kända häcklokaler måste uppmärksammas vid skogsbruksåtgärder och all påverkan på boplatsen och dess omgivningar undvikas. Spara samtliga träd med större risbon, även sådana där boet ser obebott ut och lämna en tillräckligt bred skyddszon kring boplatser vid avverkning eller andra skogliga åtgärder. Bredden beror på platsen, men som tumregel ska den ska vara så bred att boplatsen inte är väsentligt mer exponerad för insyn än tidigare (SLU Artdatabanken, 2024; Skogsstyrelsen, 2016).</w:t>
+      </w:r>
+    </w:p>
+    <w:p>
+      <w:pPr>
+        <w:pStyle w:val="Heading1"/>
+      </w:pPr>
+      <w:r>
+        <w:t>EU:s fågeldirektiv</w:t>
+      </w:r>
+    </w:p>
+    <w:p>
+      <w:r>
+        <w:t xml:space="preserve">Europeiska unionens medlemsländer är skyldiga att agera i enlighet med EU:s fågeldirektiv där det uttryckligen står att direktivet gäller för fåglar samt för deras ägg, bon och </w:t>
+      </w:r>
+      <w:r>
+        <w:rPr>
+          <w:b/>
+        </w:rPr>
+        <w:t xml:space="preserve">livsmiljöer </w:t>
+      </w:r>
+      <w:r>
+        <w:t>(artikel 1). Vidare att de åtgärder som vidtas inte får leda till en försämring av den nuvarande situationen beträffande bevarandet av de fågelarter som avses i artikel 1 (artikel 13). Fågeldirektivet är styrande för tillsynsansvariga myndigheters ärendehantering, ställningstaganden och beslutsfattande.</w:t>
       </w:r>
     </w:p>
     <w:sectPr>
@@ -265,7 +260,7 @@
     <w:r>
       <w:tab/>
       <w:tab/>
-      <w:t>2026-06-20</w:t>
+      <w:t>2026-06-21</w:t>
       <w:br/>
       <w:br/>
     </w:r>

--- a/tillsyn/A 58860-2022 tillsynsbegäran.docx
+++ b/tillsyn/A 58860-2022 tillsynsbegäran.docx
@@ -260,7 +260,7 @@
     <w:r>
       <w:tab/>
       <w:tab/>
-      <w:t>2026-06-21</w:t>
+      <w:t>2026-06-22</w:t>
       <w:br/>
       <w:br/>
     </w:r>

--- a/tillsyn/A 58860-2022 tillsynsbegäran.docx
+++ b/tillsyn/A 58860-2022 tillsynsbegäran.docx
@@ -260,7 +260,7 @@
     <w:r>
       <w:tab/>
       <w:tab/>
-      <w:t>2026-06-22</w:t>
+      <w:t>2026-06-23</w:t>
       <w:br/>
       <w:br/>
     </w:r>

--- a/tillsyn/A 58860-2022 tillsynsbegäran.docx
+++ b/tillsyn/A 58860-2022 tillsynsbegäran.docx
@@ -260,7 +260,7 @@
     <w:r>
       <w:tab/>
       <w:tab/>
-      <w:t>2026-06-23</w:t>
+      <w:t>2026-06-24</w:t>
       <w:br/>
       <w:br/>
     </w:r>

--- a/tillsyn/A 58860-2022 tillsynsbegäran.docx
+++ b/tillsyn/A 58860-2022 tillsynsbegäran.docx
@@ -260,7 +260,7 @@
     <w:r>
       <w:tab/>
       <w:tab/>
-      <w:t>2026-06-24</w:t>
+      <w:t>2026-06-25</w:t>
       <w:br/>
       <w:br/>
     </w:r>

--- a/tillsyn/A 58860-2022 tillsynsbegäran.docx
+++ b/tillsyn/A 58860-2022 tillsynsbegäran.docx
@@ -260,7 +260,7 @@
     <w:r>
       <w:tab/>
       <w:tab/>
-      <w:t>2026-06-25</w:t>
+      <w:t>2026-06-26</w:t>
       <w:br/>
       <w:br/>
     </w:r>

--- a/tillsyn/A 58860-2022 tillsynsbegäran.docx
+++ b/tillsyn/A 58860-2022 tillsynsbegäran.docx
@@ -260,7 +260,7 @@
     <w:r>
       <w:tab/>
       <w:tab/>
-      <w:t>2026-06-26</w:t>
+      <w:t>2026-06-27</w:t>
       <w:br/>
       <w:br/>
     </w:r>

--- a/tillsyn/A 58860-2022 tillsynsbegäran.docx
+++ b/tillsyn/A 58860-2022 tillsynsbegäran.docx
@@ -260,7 +260,7 @@
     <w:r>
       <w:tab/>
       <w:tab/>
-      <w:t>2026-06-27</w:t>
+      <w:t>2026-06-28</w:t>
       <w:br/>
       <w:br/>
     </w:r>

--- a/tillsyn/A 58860-2022 tillsynsbegäran.docx
+++ b/tillsyn/A 58860-2022 tillsynsbegäran.docx
@@ -260,7 +260,7 @@
     <w:r>
       <w:tab/>
       <w:tab/>
-      <w:t>2026-06-28</w:t>
+      <w:t>2026-06-29</w:t>
       <w:br/>
       <w:br/>
     </w:r>

--- a/tillsyn/A 58860-2022 tillsynsbegäran.docx
+++ b/tillsyn/A 58860-2022 tillsynsbegäran.docx
@@ -260,7 +260,7 @@
     <w:r>
       <w:tab/>
       <w:tab/>
-      <w:t>2026-06-29</w:t>
+      <w:t>2026-06-30</w:t>
       <w:br/>
       <w:br/>
     </w:r>

--- a/tillsyn/A 58860-2022 tillsynsbegäran.docx
+++ b/tillsyn/A 58860-2022 tillsynsbegäran.docx
@@ -260,7 +260,7 @@
     <w:r>
       <w:tab/>
       <w:tab/>
-      <w:t>2026-06-30</w:t>
+      <w:t>2026-07-01</w:t>
       <w:br/>
       <w:br/>
     </w:r>

--- a/tillsyn/A 58860-2022 tillsynsbegäran.docx
+++ b/tillsyn/A 58860-2022 tillsynsbegäran.docx
@@ -260,7 +260,7 @@
     <w:r>
       <w:tab/>
       <w:tab/>
-      <w:t>2026-07-01</w:t>
+      <w:t>2026-07-02</w:t>
       <w:br/>
       <w:br/>
     </w:r>

--- a/tillsyn/A 58860-2022 tillsynsbegäran.docx
+++ b/tillsyn/A 58860-2022 tillsynsbegäran.docx
@@ -260,7 +260,7 @@
     <w:r>
       <w:tab/>
       <w:tab/>
-      <w:t>2026-07-13</w:t>
+      <w:t>2026-07-14</w:t>
       <w:br/>
       <w:br/>
     </w:r>

--- a/tillsyn/A 58860-2022 tillsynsbegäran.docx
+++ b/tillsyn/A 58860-2022 tillsynsbegäran.docx
@@ -260,7 +260,7 @@
     <w:r>
       <w:tab/>
       <w:tab/>
-      <w:t>2026-07-14</w:t>
+      <w:t>2026-07-15</w:t>
       <w:br/>
       <w:br/>
     </w:r>

--- a/tillsyn/A 58860-2022 tillsynsbegäran.docx
+++ b/tillsyn/A 58860-2022 tillsynsbegäran.docx
@@ -260,7 +260,7 @@
     <w:r>
       <w:tab/>
       <w:tab/>
-      <w:t>2026-07-15</w:t>
+      <w:t>2026-07-16</w:t>
       <w:br/>
       <w:br/>
     </w:r>

--- a/tillsyn/A 58860-2022 tillsynsbegäran.docx
+++ b/tillsyn/A 58860-2022 tillsynsbegäran.docx
@@ -260,7 +260,7 @@
     <w:r>
       <w:tab/>
       <w:tab/>
-      <w:t>2026-07-16</w:t>
+      <w:t>2026-07-17</w:t>
       <w:br/>
       <w:br/>
     </w:r>

--- a/tillsyn/A 58860-2022 tillsynsbegäran.docx
+++ b/tillsyn/A 58860-2022 tillsynsbegäran.docx
@@ -260,7 +260,7 @@
     <w:r>
       <w:tab/>
       <w:tab/>
-      <w:t>2026-07-17</w:t>
+      <w:t>2026-07-18</w:t>
       <w:br/>
       <w:br/>
     </w:r>

--- a/tillsyn/A 58860-2022 tillsynsbegäran.docx
+++ b/tillsyn/A 58860-2022 tillsynsbegäran.docx
@@ -260,7 +260,7 @@
     <w:r>
       <w:tab/>
       <w:tab/>
-      <w:t>2026-07-18</w:t>
+      <w:t>2026-07-19</w:t>
       <w:br/>
       <w:br/>
     </w:r>

--- a/tillsyn/A 58860-2022 tillsynsbegäran.docx
+++ b/tillsyn/A 58860-2022 tillsynsbegäran.docx
@@ -260,7 +260,7 @@
     <w:r>
       <w:tab/>
       <w:tab/>
-      <w:t>2026-07-19</w:t>
+      <w:t>2026-07-20</w:t>
       <w:br/>
       <w:br/>
     </w:r>

--- a/tillsyn/A 58860-2022 tillsynsbegäran.docx
+++ b/tillsyn/A 58860-2022 tillsynsbegäran.docx
@@ -260,7 +260,7 @@
     <w:r>
       <w:tab/>
       <w:tab/>
-      <w:t>2026-07-20</w:t>
+      <w:t>2026-07-21</w:t>
       <w:br/>
       <w:br/>
     </w:r>

--- a/tillsyn/A 58860-2022 tillsynsbegäran.docx
+++ b/tillsyn/A 58860-2022 tillsynsbegäran.docx
@@ -260,7 +260,7 @@
     <w:r>
       <w:tab/>
       <w:tab/>
-      <w:t>2026-07-21</w:t>
+      <w:t>2026-07-22</w:t>
       <w:br/>
       <w:br/>
     </w:r>

--- a/tillsyn/A 58860-2022 tillsynsbegäran.docx
+++ b/tillsyn/A 58860-2022 tillsynsbegäran.docx
@@ -260,7 +260,7 @@
     <w:r>
       <w:tab/>
       <w:tab/>
-      <w:t>2026-07-22</w:t>
+      <w:t>2026-07-23</w:t>
       <w:br/>
       <w:br/>
     </w:r>

--- a/tillsyn/A 58860-2022 tillsynsbegäran.docx
+++ b/tillsyn/A 58860-2022 tillsynsbegäran.docx
@@ -260,7 +260,7 @@
     <w:r>
       <w:tab/>
       <w:tab/>
-      <w:t>2026-07-23</w:t>
+      <w:t>2026-07-24</w:t>
       <w:br/>
       <w:br/>
     </w:r>

--- a/tillsyn/A 58860-2022 tillsynsbegäran.docx
+++ b/tillsyn/A 58860-2022 tillsynsbegäran.docx
@@ -260,7 +260,7 @@
     <w:r>
       <w:tab/>
       <w:tab/>
-      <w:t>2026-07-24</w:t>
+      <w:t>2026-07-25</w:t>
       <w:br/>
       <w:br/>
     </w:r>

--- a/tillsyn/A 58860-2022 tillsynsbegäran.docx
+++ b/tillsyn/A 58860-2022 tillsynsbegäran.docx
@@ -260,7 +260,7 @@
     <w:r>
       <w:tab/>
       <w:tab/>
-      <w:t>2026-07-25</w:t>
+      <w:t>2026-07-26</w:t>
       <w:br/>
       <w:br/>
     </w:r>

--- a/tillsyn/A 58860-2022 tillsynsbegäran.docx
+++ b/tillsyn/A 58860-2022 tillsynsbegäran.docx
@@ -260,7 +260,7 @@
     <w:r>
       <w:tab/>
       <w:tab/>
-      <w:t>2026-07-26</w:t>
+      <w:t>2026-07-27</w:t>
       <w:br/>
       <w:br/>
     </w:r>

--- a/tillsyn/A 58860-2022 tillsynsbegäran.docx
+++ b/tillsyn/A 58860-2022 tillsynsbegäran.docx
@@ -260,7 +260,7 @@
     <w:r>
       <w:tab/>
       <w:tab/>
-      <w:t>2026-07-27</w:t>
+      <w:t>2026-07-28</w:t>
       <w:br/>
       <w:br/>
     </w:r>

--- a/tillsyn/A 58860-2022 tillsynsbegäran.docx
+++ b/tillsyn/A 58860-2022 tillsynsbegäran.docx
@@ -260,7 +260,7 @@
     <w:r>
       <w:tab/>
       <w:tab/>
-      <w:t>2026-07-28</w:t>
+      <w:t>2026-07-29</w:t>
       <w:br/>
       <w:br/>
     </w:r>

--- a/tillsyn/A 58860-2022 tillsynsbegäran.docx
+++ b/tillsyn/A 58860-2022 tillsynsbegäran.docx
@@ -260,7 +260,7 @@
     <w:r>
       <w:tab/>
       <w:tab/>
-      <w:t>2026-07-29</w:t>
+      <w:t>2026-07-30</w:t>
       <w:br/>
       <w:br/>
     </w:r>

--- a/tillsyn/A 58860-2022 tillsynsbegäran.docx
+++ b/tillsyn/A 58860-2022 tillsynsbegäran.docx
@@ -260,7 +260,7 @@
     <w:r>
       <w:tab/>
       <w:tab/>
-      <w:t>2026-07-30</w:t>
+      <w:t>2026-07-31</w:t>
       <w:br/>
       <w:br/>
     </w:r>

--- a/tillsyn/A 58860-2022 tillsynsbegäran.docx
+++ b/tillsyn/A 58860-2022 tillsynsbegäran.docx
@@ -260,7 +260,7 @@
     <w:r>
       <w:tab/>
       <w:tab/>
-      <w:t>2026-07-31</w:t>
+      <w:t>2026-08-01</w:t>
       <w:br/>
       <w:br/>
     </w:r>

--- a/tillsyn/A 58860-2022 tillsynsbegäran.docx
+++ b/tillsyn/A 58860-2022 tillsynsbegäran.docx
@@ -260,7 +260,7 @@
     <w:r>
       <w:tab/>
       <w:tab/>
-      <w:t>2026-08-01</w:t>
+      <w:t>2026-08-02</w:t>
       <w:br/>
       <w:br/>
     </w:r>

--- a/tillsyn/A 58860-2022 tillsynsbegäran.docx
+++ b/tillsyn/A 58860-2022 tillsynsbegäran.docx
@@ -260,7 +260,7 @@
     <w:r>
       <w:tab/>
       <w:tab/>
-      <w:t>2026-08-02</w:t>
+      <w:t>2026-08-03</w:t>
       <w:br/>
       <w:br/>
     </w:r>

--- a/tillsyn/A 58860-2022 tillsynsbegäran.docx
+++ b/tillsyn/A 58860-2022 tillsynsbegäran.docx
@@ -260,7 +260,7 @@
     <w:r>
       <w:tab/>
       <w:tab/>
-      <w:t>2026-08-03</w:t>
+      <w:t>2026-08-05</w:t>
       <w:br/>
       <w:br/>
     </w:r>

--- a/tillsyn/A 58860-2022 tillsynsbegäran.docx
+++ b/tillsyn/A 58860-2022 tillsynsbegäran.docx
@@ -260,7 +260,7 @@
     <w:r>
       <w:tab/>
       <w:tab/>
-      <w:t>2026-08-05</w:t>
+      <w:t>2026-08-07</w:t>
       <w:br/>
       <w:br/>
     </w:r>

--- a/tillsyn/A 58860-2022 tillsynsbegäran.docx
+++ b/tillsyn/A 58860-2022 tillsynsbegäran.docx
@@ -260,7 +260,7 @@
     <w:r>
       <w:tab/>
       <w:tab/>
-      <w:t>2026-08-07</w:t>
+      <w:t>2026-08-08</w:t>
       <w:br/>
       <w:br/>
     </w:r>

--- a/tillsyn/A 58860-2022 tillsynsbegäran.docx
+++ b/tillsyn/A 58860-2022 tillsynsbegäran.docx
@@ -60,7 +60,7 @@
         <w:spacing w:after="240"/>
       </w:pPr>
       <w:r>
-        <w:t>Figur 1. Fyndplatser för naturvårdsarter inom 23 meter från avverkningsanmälan. Markörer utan svart kant är placerade på fyndplatsen. Markörer med svart kant är placerade vid sidan av fyndplatsen har ett svart streck som visar fyndplatsens exakta position. Kartans mittpunktskoordinat är N 7518112, E 751966 i SWEREF 99 TM.</w:t>
+        <w:t>Figur 1. Fyndplatser för naturvårdsarter inom 23 meter från avverkningsanmälan. Markörer utan svart kant är placerade på fyndplatsen. Markörer med svart kant är placerade vid sidan av fyndplatsen och har ett svart streck som visar fyndplatsens exakta position. Kartans mittpunktskoordinat är N 7518112, E 751966 i SWEREF 99 TM.</w:t>
       </w:r>
     </w:p>
     <w:p>
@@ -260,7 +260,7 @@
     <w:r>
       <w:tab/>
       <w:tab/>
-      <w:t>2026-08-14</w:t>
+      <w:t>2026-08-15</w:t>
       <w:br/>
       <w:br/>
     </w:r>

--- a/tillsyn/A 58860-2022 tillsynsbegäran.docx
+++ b/tillsyn/A 58860-2022 tillsynsbegäran.docx
@@ -260,7 +260,7 @@
     <w:r>
       <w:tab/>
       <w:tab/>
-      <w:t>2026-08-15</w:t>
+      <w:t>2026-08-16</w:t>
       <w:br/>
       <w:br/>
     </w:r>

--- a/tillsyn/A 58860-2022 tillsynsbegäran.docx
+++ b/tillsyn/A 58860-2022 tillsynsbegäran.docx
@@ -260,7 +260,7 @@
     <w:r>
       <w:tab/>
       <w:tab/>
-      <w:t>2026-08-16</w:t>
+      <w:t>2026-08-17</w:t>
       <w:br/>
       <w:br/>
     </w:r>

--- a/tillsyn/A 58860-2022 tillsynsbegäran.docx
+++ b/tillsyn/A 58860-2022 tillsynsbegäran.docx
@@ -260,7 +260,7 @@
     <w:r>
       <w:tab/>
       <w:tab/>
-      <w:t>2026-08-17</w:t>
+      <w:t>2026-08-18</w:t>
       <w:br/>
       <w:br/>
     </w:r>

--- a/tillsyn/A 58860-2022 tillsynsbegäran.docx
+++ b/tillsyn/A 58860-2022 tillsynsbegäran.docx
@@ -260,7 +260,7 @@
     <w:r>
       <w:tab/>
       <w:tab/>
-      <w:t>2026-08-18</w:t>
+      <w:t>2026-08-19</w:t>
       <w:br/>
       <w:br/>
     </w:r>

--- a/tillsyn/A 58860-2022 tillsynsbegäran.docx
+++ b/tillsyn/A 58860-2022 tillsynsbegäran.docx
@@ -260,7 +260,7 @@
     <w:r>
       <w:tab/>
       <w:tab/>
-      <w:t>2026-08-19</w:t>
+      <w:t>2026-08-20</w:t>
       <w:br/>
       <w:br/>
     </w:r>

--- a/tillsyn/A 58860-2022 tillsynsbegäran.docx
+++ b/tillsyn/A 58860-2022 tillsynsbegäran.docx
@@ -260,7 +260,7 @@
     <w:r>
       <w:tab/>
       <w:tab/>
-      <w:t>2026-08-20</w:t>
+      <w:t>2026-08-21</w:t>
       <w:br/>
       <w:br/>
     </w:r>

--- a/tillsyn/A 58860-2022 tillsynsbegäran.docx
+++ b/tillsyn/A 58860-2022 tillsynsbegäran.docx
@@ -260,7 +260,7 @@
     <w:r>
       <w:tab/>
       <w:tab/>
-      <w:t>2026-08-21</w:t>
+      <w:t>2026-08-22</w:t>
       <w:br/>
       <w:br/>
     </w:r>

--- a/tillsyn/A 58860-2022 tillsynsbegäran.docx
+++ b/tillsyn/A 58860-2022 tillsynsbegäran.docx
@@ -260,7 +260,7 @@
     <w:r>
       <w:tab/>
       <w:tab/>
-      <w:t>2026-08-22</w:t>
+      <w:t>2026-08-23</w:t>
       <w:br/>
       <w:br/>
     </w:r>

--- a/tillsyn/A 58860-2022 tillsynsbegäran.docx
+++ b/tillsyn/A 58860-2022 tillsynsbegäran.docx
@@ -260,7 +260,7 @@
     <w:r>
       <w:tab/>
       <w:tab/>
-      <w:t>2026-08-23</w:t>
+      <w:t>2026-08-24</w:t>
       <w:br/>
       <w:br/>
     </w:r>

--- a/tillsyn/A 58860-2022 tillsynsbegäran.docx
+++ b/tillsyn/A 58860-2022 tillsynsbegäran.docx
@@ -260,7 +260,7 @@
     <w:r>
       <w:tab/>
       <w:tab/>
-      <w:t>2026-08-24</w:t>
+      <w:t>2026-08-25</w:t>
       <w:br/>
       <w:br/>
     </w:r>

--- a/tillsyn/A 58860-2022 tillsynsbegäran.docx
+++ b/tillsyn/A 58860-2022 tillsynsbegäran.docx
@@ -260,7 +260,7 @@
     <w:r>
       <w:tab/>
       <w:tab/>
-      <w:t>2026-08-25</w:t>
+      <w:t>2026-08-26</w:t>
       <w:br/>
       <w:br/>
     </w:r>

--- a/tillsyn/A 58860-2022 tillsynsbegäran.docx
+++ b/tillsyn/A 58860-2022 tillsynsbegäran.docx
@@ -260,7 +260,7 @@
     <w:r>
       <w:tab/>
       <w:tab/>
-      <w:t>2026-08-26</w:t>
+      <w:t>2026-08-27</w:t>
       <w:br/>
       <w:br/>
     </w:r>

--- a/tillsyn/A 58860-2022 tillsynsbegäran.docx
+++ b/tillsyn/A 58860-2022 tillsynsbegäran.docx
@@ -260,7 +260,7 @@
     <w:r>
       <w:tab/>
       <w:tab/>
-      <w:t>2026-08-27</w:t>
+      <w:t>2026-08-28</w:t>
       <w:br/>
       <w:br/>
     </w:r>

--- a/tillsyn/A 58860-2022 tillsynsbegäran.docx
+++ b/tillsyn/A 58860-2022 tillsynsbegäran.docx
@@ -260,7 +260,7 @@
     <w:r>
       <w:tab/>
       <w:tab/>
-      <w:t>2026-08-28</w:t>
+      <w:t>2026-08-29</w:t>
       <w:br/>
       <w:br/>
     </w:r>

--- a/tillsyn/A 58860-2022 tillsynsbegäran.docx
+++ b/tillsyn/A 58860-2022 tillsynsbegäran.docx
@@ -260,7 +260,7 @@
     <w:r>
       <w:tab/>
       <w:tab/>
-      <w:t>2026-08-29</w:t>
+      <w:t>2026-08-31</w:t>
       <w:br/>
       <w:br/>
     </w:r>

--- a/tillsyn/A 58860-2022 tillsynsbegäran.docx
+++ b/tillsyn/A 58860-2022 tillsynsbegäran.docx
@@ -260,7 +260,7 @@
     <w:r>
       <w:tab/>
       <w:tab/>
-      <w:t>2026-08-31</w:t>
+      <w:t>2026-09-01</w:t>
       <w:br/>
       <w:br/>
     </w:r>

--- a/tillsyn/A 58860-2022 tillsynsbegäran.docx
+++ b/tillsyn/A 58860-2022 tillsynsbegäran.docx
@@ -260,7 +260,7 @@
     <w:r>
       <w:tab/>
       <w:tab/>
-      <w:t>2026-09-01</w:t>
+      <w:t>2026-09-02</w:t>
       <w:br/>
       <w:br/>
     </w:r>

--- a/tillsyn/A 58860-2022 tillsynsbegäran.docx
+++ b/tillsyn/A 58860-2022 tillsynsbegäran.docx
@@ -260,7 +260,7 @@
     <w:r>
       <w:tab/>
       <w:tab/>
-      <w:t>2026-09-02</w:t>
+      <w:t>2026-09-03</w:t>
       <w:br/>
       <w:br/>
     </w:r>

--- a/tillsyn/A 58860-2022 tillsynsbegäran.docx
+++ b/tillsyn/A 58860-2022 tillsynsbegäran.docx
@@ -260,7 +260,7 @@
     <w:r>
       <w:tab/>
       <w:tab/>
-      <w:t>2026-09-03</w:t>
+      <w:t>2026-09-04</w:t>
       <w:br/>
       <w:br/>
     </w:r>

--- a/tillsyn/A 58860-2022 tillsynsbegäran.docx
+++ b/tillsyn/A 58860-2022 tillsynsbegäran.docx
@@ -260,7 +260,7 @@
     <w:r>
       <w:tab/>
       <w:tab/>
-      <w:t>2026-09-04</w:t>
+      <w:t>2026-09-05</w:t>
       <w:br/>
       <w:br/>
     </w:r>

--- a/tillsyn/A 58860-2022 tillsynsbegäran.docx
+++ b/tillsyn/A 58860-2022 tillsynsbegäran.docx
@@ -260,7 +260,7 @@
     <w:r>
       <w:tab/>
       <w:tab/>
-      <w:t>2026-09-05</w:t>
+      <w:t>2026-09-06</w:t>
       <w:br/>
       <w:br/>
     </w:r>

--- a/tillsyn/A 58860-2022 tillsynsbegäran.docx
+++ b/tillsyn/A 58860-2022 tillsynsbegäran.docx
@@ -260,7 +260,7 @@
     <w:r>
       <w:tab/>
       <w:tab/>
-      <w:t>2026-09-06</w:t>
+      <w:t>2026-09-07</w:t>
       <w:br/>
       <w:br/>
     </w:r>

--- a/tillsyn/A 58860-2022 tillsynsbegäran.docx
+++ b/tillsyn/A 58860-2022 tillsynsbegäran.docx
@@ -260,7 +260,7 @@
     <w:r>
       <w:tab/>
       <w:tab/>
-      <w:t>2026-09-07</w:t>
+      <w:t>2026-09-08</w:t>
       <w:br/>
       <w:br/>
     </w:r>

--- a/tillsyn/A 58860-2022 tillsynsbegäran.docx
+++ b/tillsyn/A 58860-2022 tillsynsbegäran.docx
@@ -260,7 +260,7 @@
     <w:r>
       <w:tab/>
       <w:tab/>
-      <w:t>2026-09-08</w:t>
+      <w:t>2026-09-09</w:t>
       <w:br/>
       <w:br/>
     </w:r>

--- a/tillsyn/A 58860-2022 tillsynsbegäran.docx
+++ b/tillsyn/A 58860-2022 tillsynsbegäran.docx
@@ -260,7 +260,7 @@
     <w:r>
       <w:tab/>
       <w:tab/>
-      <w:t>2026-09-09</w:t>
+      <w:t>2026-09-10</w:t>
       <w:br/>
       <w:br/>
     </w:r>

--- a/tillsyn/A 58860-2022 tillsynsbegäran.docx
+++ b/tillsyn/A 58860-2022 tillsynsbegäran.docx
@@ -260,7 +260,7 @@
     <w:r>
       <w:tab/>
       <w:tab/>
-      <w:t>2026-09-10</w:t>
+      <w:t>2026-09-11</w:t>
       <w:br/>
       <w:br/>
     </w:r>

--- a/tillsyn/A 58860-2022 tillsynsbegäran.docx
+++ b/tillsyn/A 58860-2022 tillsynsbegäran.docx
@@ -260,7 +260,7 @@
     <w:r>
       <w:tab/>
       <w:tab/>
-      <w:t>2026-09-11</w:t>
+      <w:t>2026-09-12</w:t>
       <w:br/>
       <w:br/>
     </w:r>

--- a/tillsyn/A 58860-2022 tillsynsbegäran.docx
+++ b/tillsyn/A 58860-2022 tillsynsbegäran.docx
@@ -260,7 +260,7 @@
     <w:r>
       <w:tab/>
       <w:tab/>
-      <w:t>2026-09-12</w:t>
+      <w:t>2026-09-13</w:t>
       <w:br/>
       <w:br/>
     </w:r>
